--- a/labs/lab5/report/report.docx
+++ b/labs/lab5/report/report.docx
@@ -13,39 +13,33 @@
         <w:t xml:space="preserve"> </w:t>
       </w:r>
       <w:r>
-        <w:t xml:space="preserve">гармонических</w:t>
+        <w:t xml:space="preserve">хищник-жертва</w:t>
+      </w:r>
+    </w:p>
+    <w:p>
+      <w:pPr>
+        <w:pStyle w:val="Subtitle"/>
+      </w:pPr>
+      <w:r>
+        <w:t xml:space="preserve">Лабораторная</w:t>
       </w:r>
       <w:r>
         <w:t xml:space="preserve"> </w:t>
       </w:r>
       <w:r>
-        <w:t xml:space="preserve">колебаний</w:t>
-      </w:r>
-    </w:p>
-    <w:p>
-      <w:pPr>
-        <w:pStyle w:val="Subtitle"/>
-      </w:pPr>
-      <w:r>
-        <w:t xml:space="preserve">Лабораторная</w:t>
+        <w:t xml:space="preserve">работа</w:t>
       </w:r>
       <w:r>
         <w:t xml:space="preserve"> </w:t>
       </w:r>
       <w:r>
-        <w:t xml:space="preserve">работа</w:t>
+        <w:t xml:space="preserve">№</w:t>
       </w:r>
       <w:r>
         <w:t xml:space="preserve"> </w:t>
       </w:r>
       <w:r>
-        <w:t xml:space="preserve">№</w:t>
-      </w:r>
-      <w:r>
-        <w:t xml:space="preserve"> </w:t>
-      </w:r>
-      <w:r>
-        <w:t xml:space="preserve">4</w:t>
+        <w:t xml:space="preserve">5</w:t>
       </w:r>
     </w:p>
     <w:p>
@@ -117,7 +111,7 @@
         <w:pStyle w:val="FirstParagraph"/>
       </w:pPr>
       <w:r>
-        <w:t xml:space="preserve">Изучить понятие гармонического осциллятора, построить фазовый портрет и найти решение уравнения гармонического осциллятора.</w:t>
+        <w:t xml:space="preserve">Изучить и построить простейшую модель взаимодействия двух видов типа «хищник — жертва» - модель Лотки-Вольтерры</w:t>
       </w:r>
     </w:p>
     <w:bookmarkEnd w:id="20"/>
@@ -145,276 +139,84 @@
           <w:ilvl w:val="0"/>
           <w:numId w:val="1001"/>
         </w:numPr>
-      </w:pPr>
-      <w:r>
-        <w:t xml:space="preserve">Гармонический осциллятор [1] — система, которая при смещении из положения равновесия испытывает действие возвращающей силы F, пропорциональной смещению x.</w:t>
+        <w:pStyle w:val="Compact"/>
+      </w:pPr>
+      <w:r>
+        <w:t xml:space="preserve">Модель Лотки—Вольтерры — модель взаимодействия двух видов типа «хищник — жертва», названная в честь её авторов, которые предложили модельные уравнения независимо друг от друга. Такие уравнения можно использовать для моделирования систем «хищник — жертва», «паразит — хозяин», конкуренции и других видов взаимодействия между двумя видами. [4]</w:t>
+      </w:r>
+    </w:p>
+    <w:p>
+      <w:pPr>
+        <w:pStyle w:val="FirstParagraph"/>
+      </w:pPr>
+      <w:r>
+        <w:t xml:space="preserve">Данная двувидовая модель основывается на</w:t>
+      </w:r>
+      <w:r>
+        <w:t xml:space="preserve"> </w:t>
+      </w:r>
+      <w:r>
+        <w:t xml:space="preserve">следующих предположениях [4]:</w:t>
       </w:r>
     </w:p>
     <w:p>
       <w:pPr>
         <w:numPr>
           <w:ilvl w:val="0"/>
-          <w:numId w:val="1001"/>
+          <w:numId w:val="1002"/>
         </w:numPr>
       </w:pPr>
       <w:r>
-        <w:t xml:space="preserve">Гармоническое колебание [2] - колебание, в процессе которого величины, характеризующие движение (смещение, скорость, ускорение и др.), изменяются по закону синуса или косинуса (гармоническому закону).</w:t>
+        <w:t xml:space="preserve">Численность популяции жертв x и хищников y зависят только от времени (модель не учитывает пространственное распределение популяции на занимаемой территории)</w:t>
+      </w:r>
+    </w:p>
+    <w:p>
+      <w:pPr>
+        <w:numPr>
+          <w:ilvl w:val="0"/>
+          <w:numId w:val="1002"/>
+        </w:numPr>
+      </w:pPr>
+      <w:r>
+        <w:t xml:space="preserve">В отсутствии взаимодействия численность видов изменяется по модели Мальтуса, при этом число жертв увеличивается, а число хищников падает</w:t>
+      </w:r>
+    </w:p>
+    <w:p>
+      <w:pPr>
+        <w:numPr>
+          <w:ilvl w:val="0"/>
+          <w:numId w:val="1002"/>
+        </w:numPr>
+      </w:pPr>
+      <w:r>
+        <w:t xml:space="preserve">Естественная смертность жертвы и естественная рождаемость хищника считаются несущественными</w:t>
+      </w:r>
+    </w:p>
+    <w:p>
+      <w:pPr>
+        <w:numPr>
+          <w:ilvl w:val="0"/>
+          <w:numId w:val="1002"/>
+        </w:numPr>
+      </w:pPr>
+      <w:r>
+        <w:t xml:space="preserve">Эффект насыщения численности обеих популяций не учитывается</w:t>
+      </w:r>
+    </w:p>
+    <w:p>
+      <w:pPr>
+        <w:numPr>
+          <w:ilvl w:val="0"/>
+          <w:numId w:val="1002"/>
+        </w:numPr>
+      </w:pPr>
+      <w:r>
+        <w:t xml:space="preserve">Скорость роста численности жертв уменьшается пропорционально численности хищников</w:t>
       </w:r>
     </w:p>
     <w:p>
       <w:pPr>
         <w:pStyle w:val="FirstParagraph"/>
-      </w:pPr>
-      <w:r>
-        <w:t xml:space="preserve">Движение грузика на пружинке, маятника, заряда в электрическом контуре, а также эволюция во времени многих систем в физике, химии, биологии и других науках при определенных предположениях можно описать одним и тем же дифференциальным уравнением, которое в теории колебаний выступает в качестве основной модели. Эта модель называется линейным гармоническим осциллятором.</w:t>
-      </w:r>
-      <w:r>
-        <w:t xml:space="preserve"> </w:t>
-      </w:r>
-      <w:r>
-        <w:t xml:space="preserve">Уравнение свободных колебаний гармонического осциллятора имеет следующий вид:</w:t>
-      </w:r>
-    </w:p>
-    <w:p>
-      <w:pPr>
-        <w:pStyle w:val="BodyText"/>
-      </w:pPr>
-      <m:oMathPara>
-        <m:oMathParaPr>
-          <m:jc m:val="center"/>
-        </m:oMathParaPr>
-        <m:oMath>
-          <m:acc>
-            <m:accPr>
-              <m:chr m:val="̈"/>
-            </m:accPr>
-            <m:e>
-              <m:r>
-                <m:t>x</m:t>
-              </m:r>
-            </m:e>
-          </m:acc>
-          <m:r>
-            <m:rPr>
-              <m:sty m:val="p"/>
-            </m:rPr>
-            <m:t>+</m:t>
-          </m:r>
-          <m:r>
-            <m:t>2</m:t>
-          </m:r>
-          <m:r>
-            <m:t>γ</m:t>
-          </m:r>
-          <m:acc>
-            <m:accPr>
-              <m:chr m:val="̇"/>
-            </m:accPr>
-            <m:e>
-              <m:r>
-                <m:t>x</m:t>
-              </m:r>
-            </m:e>
-          </m:acc>
-          <m:r>
-            <m:rPr>
-              <m:sty m:val="p"/>
-            </m:rPr>
-            <m:t>+</m:t>
-          </m:r>
-          <m:sSubSup>
-            <m:e>
-              <m:r>
-                <m:t>ω</m:t>
-              </m:r>
-            </m:e>
-            <m:sub>
-              <m:r>
-                <m:t>0</m:t>
-              </m:r>
-            </m:sub>
-            <m:sup>
-              <m:r>
-                <m:t>2</m:t>
-              </m:r>
-            </m:sup>
-          </m:sSubSup>
-          <m:r>
-            <m:rPr>
-              <m:sty m:val="p"/>
-            </m:rPr>
-            <m:t>=</m:t>
-          </m:r>
-          <m:r>
-            <m:t>0</m:t>
-          </m:r>
-        </m:oMath>
-      </m:oMathPara>
-    </w:p>
-    <w:p>
-      <w:pPr>
-        <w:pStyle w:val="FirstParagraph"/>
-      </w:pPr>
-      <w:r>
-        <w:t xml:space="preserve">где</w:t>
-      </w:r>
-      <w:r>
-        <w:t xml:space="preserve"> </w:t>
-      </w:r>
-      <m:oMath>
-        <m:r>
-          <m:t>x</m:t>
-        </m:r>
-      </m:oMath>
-      <w:r>
-        <w:t xml:space="preserve"> </w:t>
-      </w:r>
-      <w:r>
-        <w:t xml:space="preserve">- переменная, описывающая состояние системы (смещение грузика, заряд конденсатора и т.д.),</w:t>
-      </w:r>
-      <w:r>
-        <w:t xml:space="preserve"> </w:t>
-      </w:r>
-      <m:oMath>
-        <m:r>
-          <m:t>γ</m:t>
-        </m:r>
-      </m:oMath>
-      <w:r>
-        <w:t xml:space="preserve"> </w:t>
-      </w:r>
-      <w:r>
-        <w:t xml:space="preserve">- параметр, характеризующий потери энергии (трение в механической системе, сопротивление в контуре),</w:t>
-      </w:r>
-      <w:r>
-        <w:t xml:space="preserve"> </w:t>
-      </w:r>
-      <m:oMath>
-        <m:sSub>
-          <m:e>
-            <m:r>
-              <m:t>ω</m:t>
-            </m:r>
-          </m:e>
-          <m:sub>
-            <m:r>
-              <m:t>0</m:t>
-            </m:r>
-          </m:sub>
-        </m:sSub>
-      </m:oMath>
-      <w:r>
-        <w:t xml:space="preserve"> </w:t>
-      </w:r>
-      <w:r>
-        <w:t xml:space="preserve">- собственная частота колебаний.</w:t>
-      </w:r>
-      <w:r>
-        <w:t xml:space="preserve"> </w:t>
-      </w:r>
-      <w:r>
-        <w:t xml:space="preserve">Это уравнение есть линейное однородное дифференциальное уравнение второго порядка и оно является примером линейной динамической системы.</w:t>
-      </w:r>
-    </w:p>
-    <w:p>
-      <w:pPr>
-        <w:pStyle w:val="BodyText"/>
-      </w:pPr>
-      <w:r>
-        <w:t xml:space="preserve">При отсутствии потерь в системе (</w:t>
-      </w:r>
-      <w:r>
-        <w:t xml:space="preserve"> </w:t>
-      </w:r>
-      <m:oMath>
-        <m:r>
-          <m:t>γ</m:t>
-        </m:r>
-        <m:r>
-          <m:rPr>
-            <m:sty m:val="p"/>
-          </m:rPr>
-          <m:t>=</m:t>
-        </m:r>
-        <m:r>
-          <m:t>0</m:t>
-        </m:r>
-      </m:oMath>
-      <w:r>
-        <w:t xml:space="preserve"> </w:t>
-      </w:r>
-      <w:r>
-        <w:t xml:space="preserve">) получаем уравнение консервативного осциллятора энергия колебания которого сохраняется во времени.</w:t>
-      </w:r>
-    </w:p>
-    <w:p>
-      <w:pPr>
-        <w:pStyle w:val="BodyText"/>
-      </w:pPr>
-      <m:oMathPara>
-        <m:oMathParaPr>
-          <m:jc m:val="center"/>
-        </m:oMathParaPr>
-        <m:oMath>
-          <m:acc>
-            <m:accPr>
-              <m:chr m:val="̈"/>
-            </m:accPr>
-            <m:e>
-              <m:r>
-                <m:t>x</m:t>
-              </m:r>
-            </m:e>
-          </m:acc>
-          <m:r>
-            <m:rPr>
-              <m:sty m:val="p"/>
-            </m:rPr>
-            <m:t>+</m:t>
-          </m:r>
-          <m:sSubSup>
-            <m:e>
-              <m:r>
-                <m:t>ω</m:t>
-              </m:r>
-            </m:e>
-            <m:sub>
-              <m:r>
-                <m:t>0</m:t>
-              </m:r>
-            </m:sub>
-            <m:sup>
-              <m:r>
-                <m:t>2</m:t>
-              </m:r>
-            </m:sup>
-          </m:sSubSup>
-          <m:r>
-            <m:t>x</m:t>
-          </m:r>
-          <m:r>
-            <m:rPr>
-              <m:sty m:val="p"/>
-            </m:rPr>
-            <m:t>=</m:t>
-          </m:r>
-          <m:r>
-            <m:t>0</m:t>
-          </m:r>
-        </m:oMath>
-      </m:oMathPara>
-    </w:p>
-    <w:p>
-      <w:pPr>
-        <w:pStyle w:val="FirstParagraph"/>
-      </w:pPr>
-      <w:r>
-        <w:t xml:space="preserve">Для однозначной разрешимости уравнения второго порядка необходимо задать два начальных условия вида</w:t>
-      </w:r>
-    </w:p>
-    <w:p>
-      <w:pPr>
-        <w:pStyle w:val="BodyText"/>
       </w:pPr>
       <m:oMathPara>
         <m:oMathParaPr>
@@ -444,8 +246,32 @@
                 </m:mPr>
                 <m:mr>
                   <m:e>
+                    <m:f>
+                      <m:fPr>
+                        <m:type m:val="bar"/>
+                      </m:fPr>
+                      <m:num>
+                        <m:r>
+                          <m:t>d</m:t>
+                        </m:r>
+                        <m:r>
+                          <m:t>x</m:t>
+                        </m:r>
+                      </m:num>
+                      <m:den>
+                        <m:r>
+                          <m:t>d</m:t>
+                        </m:r>
+                        <m:r>
+                          <m:t>t</m:t>
+                        </m:r>
+                      </m:den>
+                    </m:f>
                     <m:r>
-                      <m:t>x</m:t>
+                      <m:rPr>
+                        <m:sty m:val="p"/>
+                      </m:rPr>
+                      <m:t>=</m:t>
                     </m:r>
                     <m:d>
                       <m:dPr>
@@ -455,47 +281,15 @@
                         <m:grow/>
                       </m:dPr>
                       <m:e>
-                        <m:sSub>
-                          <m:e>
-                            <m:r>
-                              <m:t>t</m:t>
-                            </m:r>
-                          </m:e>
-                          <m:sub>
-                            <m:r>
-                              <m:t>0</m:t>
-                            </m:r>
-                          </m:sub>
-                        </m:sSub>
-                      </m:e>
-                    </m:d>
-                    <m:r>
-                      <m:rPr>
-                        <m:sty m:val="p"/>
-                      </m:rPr>
-                      <m:t>=</m:t>
-                    </m:r>
-                    <m:sSub>
-                      <m:e>
-                        <m:r>
-                          <m:t>x</m:t>
-                        </m:r>
-                      </m:e>
-                      <m:sub>
-                        <m:r>
-                          <m:t>0</m:t>
-                        </m:r>
-                      </m:sub>
-                    </m:sSub>
-                  </m:e>
-                </m:mr>
-                <m:mr>
-                  <m:e>
-                    <m:acc>
-                      <m:accPr>
-                        <m:chr m:val="̇"/>
-                      </m:accPr>
-                      <m:e>
+                        <m:r>
+                          <m:rPr>
+                            <m:sty m:val="p"/>
+                          </m:rPr>
+                          <m:t>−</m:t>
+                        </m:r>
+                        <m:r>
+                          <m:t>a</m:t>
+                        </m:r>
                         <m:r>
                           <m:t>x</m:t>
                         </m:r>
@@ -507,189 +301,84 @@
                             <m:grow/>
                           </m:dPr>
                           <m:e>
-                            <m:sSub>
-                              <m:e>
-                                <m:r>
-                                  <m:t>t</m:t>
-                                </m:r>
-                              </m:e>
-                              <m:sub>
-                                <m:r>
-                                  <m:t>0</m:t>
-                                </m:r>
-                              </m:sub>
-                            </m:sSub>
+                            <m:r>
+                              <m:t>t</m:t>
+                            </m:r>
+                          </m:e>
+                        </m:d>
+                        <m:r>
+                          <m:rPr>
+                            <m:sty m:val="p"/>
+                          </m:rPr>
+                          <m:t>+</m:t>
+                        </m:r>
+                        <m:r>
+                          <m:t>b</m:t>
+                        </m:r>
+                        <m:r>
+                          <m:t>y</m:t>
+                        </m:r>
+                        <m:d>
+                          <m:dPr>
+                            <m:begChr m:val="("/>
+                            <m:endChr m:val=")"/>
+                            <m:sepChr m:val=""/>
+                            <m:grow/>
+                          </m:dPr>
+                          <m:e>
+                            <m:r>
+                              <m:t>t</m:t>
+                            </m:r>
+                          </m:e>
+                        </m:d>
+                        <m:r>
+                          <m:t>x</m:t>
+                        </m:r>
+                        <m:d>
+                          <m:dPr>
+                            <m:begChr m:val="("/>
+                            <m:endChr m:val=")"/>
+                            <m:sepChr m:val=""/>
+                            <m:grow/>
+                          </m:dPr>
+                          <m:e>
+                            <m:r>
+                              <m:t>t</m:t>
+                            </m:r>
                           </m:e>
                         </m:d>
                       </m:e>
-                    </m:acc>
+                    </m:d>
+                  </m:e>
+                </m:mr>
+                <m:mr>
+                  <m:e>
+                    <m:f>
+                      <m:fPr>
+                        <m:type m:val="bar"/>
+                      </m:fPr>
+                      <m:num>
+                        <m:r>
+                          <m:t>d</m:t>
+                        </m:r>
+                        <m:r>
+                          <m:t>y</m:t>
+                        </m:r>
+                      </m:num>
+                      <m:den>
+                        <m:r>
+                          <m:t>d</m:t>
+                        </m:r>
+                        <m:r>
+                          <m:t>t</m:t>
+                        </m:r>
+                      </m:den>
+                    </m:f>
                     <m:r>
                       <m:rPr>
                         <m:sty m:val="p"/>
                       </m:rPr>
                       <m:t>=</m:t>
-                    </m:r>
-                    <m:sSub>
-                      <m:e>
-                        <m:r>
-                          <m:t>y</m:t>
-                        </m:r>
-                      </m:e>
-                      <m:sub>
-                        <m:r>
-                          <m:t>0</m:t>
-                        </m:r>
-                      </m:sub>
-                    </m:sSub>
-                  </m:e>
-                </m:mr>
-              </m:m>
-            </m:e>
-          </m:d>
-        </m:oMath>
-      </m:oMathPara>
-    </w:p>
-    <w:p>
-      <w:pPr>
-        <w:pStyle w:val="FirstParagraph"/>
-      </w:pPr>
-      <w:r>
-        <w:t xml:space="preserve">Уравнение второго порядка можно представить в виде системы двух уравнений первого порядка:</w:t>
-      </w:r>
-    </w:p>
-    <w:p>
-      <w:pPr>
-        <w:pStyle w:val="BodyText"/>
-      </w:pPr>
-      <m:oMathPara>
-        <m:oMathParaPr>
-          <m:jc m:val="center"/>
-        </m:oMathParaPr>
-        <m:oMath>
-          <m:d>
-            <m:dPr>
-              <m:begChr m:val="{"/>
-              <m:endChr m:val=""/>
-              <m:sepChr m:val=""/>
-              <m:grow/>
-            </m:dPr>
-            <m:e>
-              <m:m>
-                <m:mPr>
-                  <m:baseJc m:val="center"/>
-                  <m:plcHide m:val="1"/>
-                  <m:mcs>
-                    <m:mc>
-                      <m:mcPr>
-                        <m:mcJc m:val="left"/>
-                        <m:count m:val="1"/>
-                      </m:mcPr>
-                    </m:mc>
-                  </m:mcs>
-                </m:mPr>
-                <m:mr>
-                  <m:e>
-                    <m:r>
-                      <m:t>x</m:t>
-                    </m:r>
-                    <m:r>
-                      <m:rPr>
-                        <m:sty m:val="p"/>
-                      </m:rPr>
-                      <m:t>=</m:t>
-                    </m:r>
-                    <m:r>
-                      <m:t>y</m:t>
-                    </m:r>
-                  </m:e>
-                </m:mr>
-                <m:mr>
-                  <m:e>
-                    <m:r>
-                      <m:t>y</m:t>
-                    </m:r>
-                    <m:r>
-                      <m:rPr>
-                        <m:sty m:val="p"/>
-                      </m:rPr>
-                      <m:t>=</m:t>
-                    </m:r>
-                    <m:r>
-                      <m:rPr>
-                        <m:sty m:val="p"/>
-                      </m:rPr>
-                      <m:t>−</m:t>
-                    </m:r>
-                    <m:sSubSup>
-                      <m:e>
-                        <m:r>
-                          <m:t>ω</m:t>
-                        </m:r>
-                      </m:e>
-                      <m:sub>
-                        <m:r>
-                          <m:t>0</m:t>
-                        </m:r>
-                      </m:sub>
-                      <m:sup>
-                        <m:r>
-                          <m:t>2</m:t>
-                        </m:r>
-                      </m:sup>
-                    </m:sSubSup>
-                    <m:r>
-                      <m:t>x</m:t>
-                    </m:r>
-                  </m:e>
-                </m:mr>
-              </m:m>
-            </m:e>
-          </m:d>
-        </m:oMath>
-      </m:oMathPara>
-    </w:p>
-    <w:p>
-      <w:pPr>
-        <w:pStyle w:val="FirstParagraph"/>
-      </w:pPr>
-      <w:r>
-        <w:t xml:space="preserve">Начальные условия для системы примут вид:</w:t>
-      </w:r>
-    </w:p>
-    <w:p>
-      <w:pPr>
-        <w:pStyle w:val="BodyText"/>
-      </w:pPr>
-      <m:oMathPara>
-        <m:oMathParaPr>
-          <m:jc m:val="center"/>
-        </m:oMathParaPr>
-        <m:oMath>
-          <m:d>
-            <m:dPr>
-              <m:begChr m:val="{"/>
-              <m:endChr m:val=""/>
-              <m:sepChr m:val=""/>
-              <m:grow/>
-            </m:dPr>
-            <m:e>
-              <m:m>
-                <m:mPr>
-                  <m:baseJc m:val="center"/>
-                  <m:plcHide m:val="1"/>
-                  <m:mcs>
-                    <m:mc>
-                      <m:mcPr>
-                        <m:mcJc m:val="left"/>
-                        <m:count m:val="1"/>
-                      </m:mcPr>
-                    </m:mc>
-                  </m:mcs>
-                </m:mPr>
-                <m:mr>
-                  <m:e>
-                    <m:r>
-                      <m:t>x</m:t>
                     </m:r>
                     <m:d>
                       <m:dPr>
@@ -699,85 +388,68 @@
                         <m:grow/>
                       </m:dPr>
                       <m:e>
-                        <m:sSub>
+                        <m:r>
+                          <m:t>c</m:t>
+                        </m:r>
+                        <m:r>
+                          <m:t>y</m:t>
+                        </m:r>
+                        <m:d>
+                          <m:dPr>
+                            <m:begChr m:val="("/>
+                            <m:endChr m:val=")"/>
+                            <m:sepChr m:val=""/>
+                            <m:grow/>
+                          </m:dPr>
                           <m:e>
                             <m:r>
                               <m:t>t</m:t>
                             </m:r>
                           </m:e>
-                          <m:sub>
-                            <m:r>
-                              <m:t>0</m:t>
-                            </m:r>
-                          </m:sub>
-                        </m:sSub>
-                      </m:e>
-                    </m:d>
-                    <m:r>
-                      <m:rPr>
-                        <m:sty m:val="p"/>
-                      </m:rPr>
-                      <m:t>=</m:t>
-                    </m:r>
-                    <m:sSub>
-                      <m:e>
-                        <m:r>
-                          <m:t>x</m:t>
-                        </m:r>
-                      </m:e>
-                      <m:sub>
-                        <m:r>
-                          <m:t>0</m:t>
-                        </m:r>
-                      </m:sub>
-                    </m:sSub>
-                  </m:e>
-                </m:mr>
-                <m:mr>
-                  <m:e>
-                    <m:r>
-                      <m:t>y</m:t>
-                    </m:r>
-                    <m:d>
-                      <m:dPr>
-                        <m:begChr m:val="("/>
-                        <m:endChr m:val=")"/>
-                        <m:sepChr m:val=""/>
-                        <m:grow/>
-                      </m:dPr>
-                      <m:e>
-                        <m:sSub>
+                        </m:d>
+                        <m:r>
+                          <m:rPr>
+                            <m:sty m:val="p"/>
+                          </m:rPr>
+                          <m:t>−</m:t>
+                        </m:r>
+                        <m:r>
+                          <m:t>d</m:t>
+                        </m:r>
+                        <m:r>
+                          <m:t>y</m:t>
+                        </m:r>
+                        <m:d>
+                          <m:dPr>
+                            <m:begChr m:val="("/>
+                            <m:endChr m:val=")"/>
+                            <m:sepChr m:val=""/>
+                            <m:grow/>
+                          </m:dPr>
                           <m:e>
                             <m:r>
                               <m:t>t</m:t>
                             </m:r>
                           </m:e>
-                          <m:sub>
+                        </m:d>
+                        <m:r>
+                          <m:t>x</m:t>
+                        </m:r>
+                        <m:d>
+                          <m:dPr>
+                            <m:begChr m:val="("/>
+                            <m:endChr m:val=")"/>
+                            <m:sepChr m:val=""/>
+                            <m:grow/>
+                          </m:dPr>
+                          <m:e>
                             <m:r>
-                              <m:t>0</m:t>
+                              <m:t>t</m:t>
                             </m:r>
-                          </m:sub>
-                        </m:sSub>
+                          </m:e>
+                        </m:d>
                       </m:e>
                     </m:d>
-                    <m:r>
-                      <m:rPr>
-                        <m:sty m:val="p"/>
-                      </m:rPr>
-                      <m:t>=</m:t>
-                    </m:r>
-                    <m:sSub>
-                      <m:e>
-                        <m:r>
-                          <m:t>y</m:t>
-                        </m:r>
-                      </m:e>
-                      <m:sub>
-                        <m:r>
-                          <m:t>0</m:t>
-                        </m:r>
-                      </m:sub>
-                    </m:sSub>
                   </m:e>
                 </m:mr>
               </m:m>
@@ -791,7 +463,7 @@
         <w:pStyle w:val="FirstParagraph"/>
       </w:pPr>
       <w:r>
-        <w:t xml:space="preserve">Независимые переменные</w:t>
+        <w:t xml:space="preserve">В этой модели</w:t>
       </w:r>
       <w:r>
         <w:t xml:space="preserve"> </w:t>
@@ -800,6 +472,276 @@
         <m:r>
           <m:t>x</m:t>
         </m:r>
+      </m:oMath>
+      <w:r>
+        <w:t xml:space="preserve"> </w:t>
+      </w:r>
+      <w:r>
+        <w:t xml:space="preserve">– число жертв,</w:t>
+      </w:r>
+      <w:r>
+        <w:t xml:space="preserve"> </w:t>
+      </w:r>
+      <m:oMath>
+        <m:r>
+          <m:t>y</m:t>
+        </m:r>
+      </m:oMath>
+      <w:r>
+        <w:t xml:space="preserve"> </w:t>
+      </w:r>
+      <w:r>
+        <w:t xml:space="preserve">- число хищников.</w:t>
+      </w:r>
+      <w:r>
+        <w:t xml:space="preserve"> </w:t>
+      </w:r>
+      <w:r>
+        <w:t xml:space="preserve">Коэффициент</w:t>
+      </w:r>
+      <w:r>
+        <w:t xml:space="preserve"> </w:t>
+      </w:r>
+      <m:oMath>
+        <m:r>
+          <m:t>a</m:t>
+        </m:r>
+      </m:oMath>
+      <w:r>
+        <w:t xml:space="preserve"> </w:t>
+      </w:r>
+      <w:r>
+        <w:t xml:space="preserve">описывает скорость естественного прироста числа жертв в отсутствие хищников,</w:t>
+      </w:r>
+      <w:r>
+        <w:t xml:space="preserve"> </w:t>
+      </w:r>
+      <m:oMath>
+        <m:r>
+          <m:t>с</m:t>
+        </m:r>
+      </m:oMath>
+      <w:r>
+        <w:t xml:space="preserve"> </w:t>
+      </w:r>
+      <w:r>
+        <w:t xml:space="preserve">- естественное вымирание хищников, лишенных пищи в виде жертв.</w:t>
+      </w:r>
+      <w:r>
+        <w:t xml:space="preserve"> </w:t>
+      </w:r>
+      <w:r>
+        <w:t xml:space="preserve">Вероятность взаимодействия жертвы и хищника считается пропорциональной как количеству жертв, так и числу самих хищников (</w:t>
+      </w:r>
+      <m:oMath>
+        <m:r>
+          <m:t>x</m:t>
+        </m:r>
+        <m:r>
+          <m:t>y</m:t>
+        </m:r>
+      </m:oMath>
+      <w:r>
+        <w:t xml:space="preserve">).</w:t>
+      </w:r>
+      <w:r>
+        <w:t xml:space="preserve"> </w:t>
+      </w:r>
+      <w:r>
+        <w:t xml:space="preserve">Каждый акт взаимодействия уменьшает популяцию жертв, но способствует увеличению популяции хищников (члены</w:t>
+      </w:r>
+      <w:r>
+        <w:t xml:space="preserve"> </w:t>
+      </w:r>
+      <m:oMath>
+        <m:r>
+          <m:rPr>
+            <m:sty m:val="p"/>
+          </m:rPr>
+          <m:t>−</m:t>
+        </m:r>
+        <m:r>
+          <m:t>b</m:t>
+        </m:r>
+        <m:r>
+          <m:t>x</m:t>
+        </m:r>
+        <m:r>
+          <m:t>y</m:t>
+        </m:r>
+      </m:oMath>
+      <w:r>
+        <w:t xml:space="preserve"> </w:t>
+      </w:r>
+      <w:r>
+        <w:t xml:space="preserve">и</w:t>
+      </w:r>
+      <w:r>
+        <w:t xml:space="preserve"> </w:t>
+      </w:r>
+      <m:oMath>
+        <m:r>
+          <m:t>d</m:t>
+        </m:r>
+        <m:r>
+          <m:t>x</m:t>
+        </m:r>
+        <m:r>
+          <m:t>y</m:t>
+        </m:r>
+      </m:oMath>
+      <w:r>
+        <w:t xml:space="preserve"> </w:t>
+      </w:r>
+      <w:r>
+        <w:t xml:space="preserve">в правой части уравнения).</w:t>
+      </w:r>
+    </w:p>
+    <w:p>
+      <w:pPr>
+        <w:pStyle w:val="BodyText"/>
+      </w:pPr>
+      <w:r>
+        <w:t xml:space="preserve">Математический анализ этой (жёсткой) модели показывает, что имеется стационарное состояние, всякое же другое начальное состояние приводит</w:t>
+      </w:r>
+      <w:r>
+        <w:t xml:space="preserve"> </w:t>
+      </w:r>
+      <w:r>
+        <w:t xml:space="preserve">к периодическому колебанию численности как жертв, так и хищников, так что по прошествии некоторого времени такая система вернётся в изначальное состояние.</w:t>
+      </w:r>
+    </w:p>
+    <w:p>
+      <w:pPr>
+        <w:pStyle w:val="BodyText"/>
+      </w:pPr>
+      <w:r>
+        <w:t xml:space="preserve">Стационарное состояние системы (положение равновесия, не зависящее от времени решения) будет находиться</w:t>
+      </w:r>
+      <w:r>
+        <w:t xml:space="preserve"> </w:t>
+      </w:r>
+      <w:r>
+        <w:t xml:space="preserve">в точке</w:t>
+      </w:r>
+      <w:r>
+        <w:t xml:space="preserve"> </w:t>
+      </w:r>
+      <m:oMath>
+        <m:sSub>
+          <m:e>
+            <m:r>
+              <m:t>x</m:t>
+            </m:r>
+          </m:e>
+          <m:sub>
+            <m:r>
+              <m:t>0</m:t>
+            </m:r>
+          </m:sub>
+        </m:sSub>
+        <m:r>
+          <m:rPr>
+            <m:sty m:val="p"/>
+          </m:rPr>
+          <m:t>=</m:t>
+        </m:r>
+        <m:f>
+          <m:fPr>
+            <m:type m:val="bar"/>
+          </m:fPr>
+          <m:num>
+            <m:r>
+              <m:t>c</m:t>
+            </m:r>
+          </m:num>
+          <m:den>
+            <m:r>
+              <m:t>d</m:t>
+            </m:r>
+          </m:den>
+        </m:f>
+        <m:r>
+          <m:rPr>
+            <m:sty m:val="p"/>
+          </m:rPr>
+          <m:t>,</m:t>
+        </m:r>
+        <m:sSub>
+          <m:e>
+            <m:r>
+              <m:t>y</m:t>
+            </m:r>
+          </m:e>
+          <m:sub>
+            <m:r>
+              <m:t>0</m:t>
+            </m:r>
+          </m:sub>
+        </m:sSub>
+        <m:r>
+          <m:rPr>
+            <m:sty m:val="p"/>
+          </m:rPr>
+          <m:t>=</m:t>
+        </m:r>
+        <m:f>
+          <m:fPr>
+            <m:type m:val="bar"/>
+          </m:fPr>
+          <m:num>
+            <m:r>
+              <m:t>a</m:t>
+            </m:r>
+          </m:num>
+          <m:den>
+            <m:r>
+              <m:t>b</m:t>
+            </m:r>
+          </m:den>
+        </m:f>
+      </m:oMath>
+      <w:r>
+        <w:t xml:space="preserve">. Если начальные значения задать в стационарном состоянии</w:t>
+      </w:r>
+      <w:r>
+        <w:t xml:space="preserve"> </w:t>
+      </w:r>
+      <m:oMath>
+        <m:r>
+          <m:t>x</m:t>
+        </m:r>
+        <m:d>
+          <m:dPr>
+            <m:begChr m:val="("/>
+            <m:endChr m:val=")"/>
+            <m:sepChr m:val=""/>
+            <m:grow/>
+          </m:dPr>
+          <m:e>
+            <m:r>
+              <m:t>0</m:t>
+            </m:r>
+          </m:e>
+        </m:d>
+        <m:r>
+          <m:rPr>
+            <m:sty m:val="p"/>
+          </m:rPr>
+          <m:t>=</m:t>
+        </m:r>
+        <m:sSub>
+          <m:e>
+            <m:r>
+              <m:t>x</m:t>
+            </m:r>
+          </m:e>
+          <m:sub>
+            <m:r>
+              <m:t>0</m:t>
+            </m:r>
+          </m:sub>
+        </m:sSub>
         <m:r>
           <m:rPr>
             <m:sty m:val="p"/>
@@ -809,12 +751,58 @@
         <m:r>
           <m:t>y</m:t>
         </m:r>
+        <m:d>
+          <m:dPr>
+            <m:begChr m:val="("/>
+            <m:endChr m:val=")"/>
+            <m:sepChr m:val=""/>
+            <m:grow/>
+          </m:dPr>
+          <m:e>
+            <m:r>
+              <m:t>0</m:t>
+            </m:r>
+          </m:e>
+        </m:d>
+        <m:r>
+          <m:rPr>
+            <m:sty m:val="p"/>
+          </m:rPr>
+          <m:t>=</m:t>
+        </m:r>
+        <m:sSub>
+          <m:e>
+            <m:r>
+              <m:t>y</m:t>
+            </m:r>
+          </m:e>
+          <m:sub>
+            <m:r>
+              <m:t>0</m:t>
+            </m:r>
+          </m:sub>
+        </m:sSub>
       </m:oMath>
       <w:r>
+        <w:t xml:space="preserve">, то в любой момент времени</w:t>
+      </w:r>
+      <w:r>
         <w:t xml:space="preserve"> </w:t>
       </w:r>
       <w:r>
-        <w:t xml:space="preserve">определяют пространство, в котором «движется» решение. Это фазовое пространство системы, поскольку оно двумерно будем называть его фазовой плоскостью. Значение фазовых координат</w:t>
+        <w:t xml:space="preserve">численность популяций изменяться не будет. При малом отклонении от положения равновесия численности как хищника, так и жертвы с течением времени не</w:t>
+      </w:r>
+      <w:r>
+        <w:t xml:space="preserve"> </w:t>
+      </w:r>
+      <w:r>
+        <w:t xml:space="preserve">возвращаются к равновесным значениям, а совершают периодические колебания вокруг стационарной точки. Амплитуда колебаний и их период определяется</w:t>
+      </w:r>
+      <w:r>
+        <w:t xml:space="preserve"> </w:t>
+      </w:r>
+      <w:r>
+        <w:t xml:space="preserve">начальными значениями численностей</w:t>
       </w:r>
       <w:r>
         <w:t xml:space="preserve"> </w:t>
@@ -823,6 +811,19 @@
         <m:r>
           <m:t>x</m:t>
         </m:r>
+        <m:d>
+          <m:dPr>
+            <m:begChr m:val="("/>
+            <m:endChr m:val=")"/>
+            <m:sepChr m:val=""/>
+            <m:grow/>
+          </m:dPr>
+          <m:e>
+            <m:r>
+              <m:t>0</m:t>
+            </m:r>
+          </m:e>
+        </m:d>
         <m:r>
           <m:rPr>
             <m:sty m:val="p"/>
@@ -832,12 +833,22 @@
         <m:r>
           <m:t>y</m:t>
         </m:r>
+        <m:d>
+          <m:dPr>
+            <m:begChr m:val="("/>
+            <m:endChr m:val=")"/>
+            <m:sepChr m:val=""/>
+            <m:grow/>
+          </m:dPr>
+          <m:e>
+            <m:r>
+              <m:t>0</m:t>
+            </m:r>
+          </m:e>
+        </m:d>
       </m:oMath>
       <w:r>
-        <w:t xml:space="preserve"> </w:t>
-      </w:r>
-      <w:r>
-        <w:t xml:space="preserve">в любой момент времени полностью определяет состояние системы. Решению уравнения движения как функции времени отвечает гладкая кривая в фазовой плоскости. Она называется фазовой траекторией. Если множество различных решений (соответствующих различным начальным условиям) изобразить на одной фазовой плоскости, возникает общая картина поведения системы. Такую картину, образованную набором фазовых траекторий, называют фазовым портретом.</w:t>
+        <w:t xml:space="preserve">. Колебания совершаются в противофазе.</w:t>
       </w:r>
     </w:p>
     <w:bookmarkEnd w:id="21"/>
@@ -935,278 +946,245 @@
         <w:pStyle w:val="BodyText"/>
       </w:pPr>
       <w:r>
-        <w:t xml:space="preserve">Построить фазовый портрет гармонического осциллятора и решение уравнения гармонического осциллятора для следующих случаев</w:t>
-      </w:r>
-    </w:p>
-    <w:p>
-      <w:pPr>
-        <w:numPr>
-          <w:ilvl w:val="0"/>
-          <w:numId w:val="1002"/>
-        </w:numPr>
-        <w:pStyle w:val="Compact"/>
-      </w:pPr>
-      <w:r>
-        <w:t xml:space="preserve">Колебания гармонического осциллятора без затуханий и без действий внешней силы</w:t>
-      </w:r>
-      <w:r>
-        <w:t xml:space="preserve"> </w:t>
-      </w:r>
-      <m:oMath>
-        <m:acc>
-          <m:accPr>
-            <m:chr m:val="̈"/>
-          </m:accPr>
-          <m:e>
-            <m:r>
-              <m:t>x</m:t>
-            </m:r>
-          </m:e>
-        </m:acc>
-        <m:r>
-          <m:rPr>
-            <m:sty m:val="p"/>
-          </m:rPr>
-          <m:t>+</m:t>
-        </m:r>
-        <m:r>
-          <m:t>17</m:t>
-        </m:r>
-        <m:r>
-          <m:t>x</m:t>
-        </m:r>
-        <m:r>
-          <m:rPr>
-            <m:sty m:val="p"/>
-          </m:rPr>
-          <m:t>=</m:t>
-        </m:r>
-        <m:r>
-          <m:t>0</m:t>
-        </m:r>
-      </m:oMath>
-      <w:r>
-        <w:t xml:space="preserve">;</w:t>
-      </w:r>
-    </w:p>
-    <w:p>
-      <w:pPr>
-        <w:numPr>
-          <w:ilvl w:val="0"/>
-          <w:numId w:val="1002"/>
-        </w:numPr>
-        <w:pStyle w:val="Compact"/>
-      </w:pPr>
-      <w:r>
-        <w:t xml:space="preserve">Колебания гармонического осциллятора c затуханием и без действий внешней силы</w:t>
-      </w:r>
-      <w:r>
-        <w:t xml:space="preserve"> </w:t>
-      </w:r>
-      <m:oMath>
-        <m:acc>
-          <m:accPr>
-            <m:chr m:val="̈"/>
-          </m:accPr>
-          <m:e>
-            <m:r>
-              <m:t>x</m:t>
-            </m:r>
-          </m:e>
-        </m:acc>
-        <m:r>
-          <m:rPr>
-            <m:sty m:val="p"/>
-          </m:rPr>
-          <m:t>+</m:t>
-        </m:r>
-        <m:r>
-          <m:t>1.7</m:t>
-        </m:r>
-        <m:acc>
-          <m:accPr>
-            <m:chr m:val="̇"/>
-          </m:accPr>
-          <m:e>
-            <m:r>
-              <m:t>x</m:t>
-            </m:r>
-          </m:e>
-        </m:acc>
-        <m:r>
-          <m:rPr>
-            <m:sty m:val="p"/>
-          </m:rPr>
-          <m:t>+</m:t>
-        </m:r>
-        <m:r>
-          <m:t>6</m:t>
-        </m:r>
-        <m:r>
-          <m:t>x</m:t>
-        </m:r>
-        <m:r>
-          <m:rPr>
-            <m:sty m:val="p"/>
-          </m:rPr>
-          <m:t>=</m:t>
-        </m:r>
-        <m:r>
-          <m:t>0</m:t>
-        </m:r>
-      </m:oMath>
-    </w:p>
-    <w:p>
-      <w:pPr>
-        <w:numPr>
-          <w:ilvl w:val="0"/>
-          <w:numId w:val="1002"/>
-        </w:numPr>
-        <w:pStyle w:val="Compact"/>
-      </w:pPr>
-      <w:r>
-        <w:t xml:space="preserve">Колебания гармонического осциллятора c затуханием и под действием внешней силы</w:t>
-      </w:r>
-      <w:r>
-        <w:t xml:space="preserve"> </w:t>
-      </w:r>
-      <m:oMath>
-        <m:acc>
-          <m:accPr>
-            <m:chr m:val="̈"/>
-          </m:accPr>
-          <m:e>
-            <m:r>
-              <m:t>x</m:t>
-            </m:r>
-          </m:e>
-        </m:acc>
-        <m:r>
-          <m:rPr>
-            <m:sty m:val="p"/>
-          </m:rPr>
-          <m:t>+</m:t>
-        </m:r>
-        <m:r>
-          <m:t>3.6</m:t>
-        </m:r>
-        <m:acc>
-          <m:accPr>
-            <m:chr m:val="̇"/>
-          </m:accPr>
-          <m:e>
-            <m:r>
-              <m:t>x</m:t>
-            </m:r>
-          </m:e>
-        </m:acc>
-        <m:r>
-          <m:rPr>
-            <m:sty m:val="p"/>
-          </m:rPr>
-          <m:t>+</m:t>
-        </m:r>
-        <m:r>
-          <m:t>8</m:t>
-        </m:r>
-        <m:r>
-          <m:t>x</m:t>
-        </m:r>
-        <m:r>
-          <m:rPr>
-            <m:sty m:val="p"/>
-          </m:rPr>
-          <m:t>=</m:t>
-        </m:r>
-        <m:r>
-          <m:t>0.6</m:t>
-        </m:r>
-        <m:r>
-          <m:t>c</m:t>
-        </m:r>
-        <m:r>
-          <m:t>o</m:t>
-        </m:r>
-        <m:r>
-          <m:t>s</m:t>
-        </m:r>
-        <m:d>
-          <m:dPr>
-            <m:begChr m:val="("/>
-            <m:endChr m:val=")"/>
-            <m:sepChr m:val=""/>
-            <m:grow/>
-          </m:dPr>
-          <m:e>
-            <m:r>
-              <m:t>3</m:t>
-            </m:r>
-            <m:r>
-              <m:t>t</m:t>
-            </m:r>
-          </m:e>
-        </m:d>
-      </m:oMath>
+        <w:t xml:space="preserve">Для модели «хищник-жертва»:</w:t>
+      </w:r>
+    </w:p>
+    <w:p>
+      <w:pPr>
+        <w:pStyle w:val="BodyText"/>
+      </w:pPr>
+      <m:oMathPara>
+        <m:oMathParaPr>
+          <m:jc m:val="center"/>
+        </m:oMathParaPr>
+        <m:oMath>
+          <m:d>
+            <m:dPr>
+              <m:begChr m:val="{"/>
+              <m:endChr m:val=""/>
+              <m:sepChr m:val=""/>
+              <m:grow/>
+            </m:dPr>
+            <m:e>
+              <m:m>
+                <m:mPr>
+                  <m:baseJc m:val="center"/>
+                  <m:plcHide m:val="1"/>
+                  <m:mcs>
+                    <m:mc>
+                      <m:mcPr>
+                        <m:mcJc m:val="left"/>
+                        <m:count m:val="1"/>
+                      </m:mcPr>
+                    </m:mc>
+                  </m:mcs>
+                </m:mPr>
+                <m:mr>
+                  <m:e>
+                    <m:f>
+                      <m:fPr>
+                        <m:type m:val="bar"/>
+                      </m:fPr>
+                      <m:num>
+                        <m:r>
+                          <m:t>d</m:t>
+                        </m:r>
+                        <m:r>
+                          <m:t>x</m:t>
+                        </m:r>
+                      </m:num>
+                      <m:den>
+                        <m:r>
+                          <m:t>d</m:t>
+                        </m:r>
+                        <m:r>
+                          <m:t>t</m:t>
+                        </m:r>
+                      </m:den>
+                    </m:f>
+                    <m:r>
+                      <m:rPr>
+                        <m:sty m:val="p"/>
+                      </m:rPr>
+                      <m:t>=</m:t>
+                    </m:r>
+                    <m:r>
+                      <m:rPr>
+                        <m:sty m:val="p"/>
+                      </m:rPr>
+                      <m:t>−</m:t>
+                    </m:r>
+                    <m:r>
+                      <m:t>0.45</m:t>
+                    </m:r>
+                    <m:r>
+                      <m:t>x</m:t>
+                    </m:r>
+                    <m:d>
+                      <m:dPr>
+                        <m:begChr m:val="("/>
+                        <m:endChr m:val=")"/>
+                        <m:sepChr m:val=""/>
+                        <m:grow/>
+                      </m:dPr>
+                      <m:e>
+                        <m:r>
+                          <m:t>t</m:t>
+                        </m:r>
+                      </m:e>
+                    </m:d>
+                    <m:r>
+                      <m:rPr>
+                        <m:sty m:val="p"/>
+                      </m:rPr>
+                      <m:t>+</m:t>
+                    </m:r>
+                    <m:r>
+                      <m:t>0.045</m:t>
+                    </m:r>
+                    <m:r>
+                      <m:t>x</m:t>
+                    </m:r>
+                    <m:d>
+                      <m:dPr>
+                        <m:begChr m:val="("/>
+                        <m:endChr m:val=")"/>
+                        <m:sepChr m:val=""/>
+                        <m:grow/>
+                      </m:dPr>
+                      <m:e>
+                        <m:r>
+                          <m:t>t</m:t>
+                        </m:r>
+                      </m:e>
+                    </m:d>
+                    <m:r>
+                      <m:t>y</m:t>
+                    </m:r>
+                    <m:d>
+                      <m:dPr>
+                        <m:begChr m:val="("/>
+                        <m:endChr m:val=")"/>
+                        <m:sepChr m:val=""/>
+                        <m:grow/>
+                      </m:dPr>
+                      <m:e>
+                        <m:r>
+                          <m:t>t</m:t>
+                        </m:r>
+                      </m:e>
+                    </m:d>
+                  </m:e>
+                </m:mr>
+                <m:mr>
+                  <m:e>
+                    <m:f>
+                      <m:fPr>
+                        <m:type m:val="bar"/>
+                      </m:fPr>
+                      <m:num>
+                        <m:r>
+                          <m:t>d</m:t>
+                        </m:r>
+                        <m:r>
+                          <m:t>y</m:t>
+                        </m:r>
+                      </m:num>
+                      <m:den>
+                        <m:r>
+                          <m:t>d</m:t>
+                        </m:r>
+                        <m:r>
+                          <m:t>t</m:t>
+                        </m:r>
+                      </m:den>
+                    </m:f>
+                    <m:r>
+                      <m:rPr>
+                        <m:sty m:val="p"/>
+                      </m:rPr>
+                      <m:t>=</m:t>
+                    </m:r>
+                    <m:r>
+                      <m:t>0.35</m:t>
+                    </m:r>
+                    <m:r>
+                      <m:t>y</m:t>
+                    </m:r>
+                    <m:d>
+                      <m:dPr>
+                        <m:begChr m:val="("/>
+                        <m:endChr m:val=")"/>
+                        <m:sepChr m:val=""/>
+                        <m:grow/>
+                      </m:dPr>
+                      <m:e>
+                        <m:r>
+                          <m:t>t</m:t>
+                        </m:r>
+                      </m:e>
+                    </m:d>
+                    <m:r>
+                      <m:rPr>
+                        <m:sty m:val="p"/>
+                      </m:rPr>
+                      <m:t>−</m:t>
+                    </m:r>
+                    <m:r>
+                      <m:t>0.035</m:t>
+                    </m:r>
+                    <m:r>
+                      <m:t>x</m:t>
+                    </m:r>
+                    <m:d>
+                      <m:dPr>
+                        <m:begChr m:val="("/>
+                        <m:endChr m:val=")"/>
+                        <m:sepChr m:val=""/>
+                        <m:grow/>
+                      </m:dPr>
+                      <m:e>
+                        <m:r>
+                          <m:t>t</m:t>
+                        </m:r>
+                      </m:e>
+                    </m:d>
+                    <m:r>
+                      <m:t>y</m:t>
+                    </m:r>
+                    <m:d>
+                      <m:dPr>
+                        <m:begChr m:val="("/>
+                        <m:endChr m:val=")"/>
+                        <m:sepChr m:val=""/>
+                        <m:grow/>
+                      </m:dPr>
+                      <m:e>
+                        <m:r>
+                          <m:t>t</m:t>
+                        </m:r>
+                      </m:e>
+                    </m:d>
+                    <m:r>
+                      <m:rPr>
+                        <m:sty m:val="p"/>
+                      </m:rPr>
+                      <m:t>)</m:t>
+                    </m:r>
+                  </m:e>
+                </m:mr>
+              </m:m>
+            </m:e>
+          </m:d>
+        </m:oMath>
+      </m:oMathPara>
     </w:p>
     <w:p>
       <w:pPr>
         <w:pStyle w:val="FirstParagraph"/>
       </w:pPr>
       <w:r>
-        <w:t xml:space="preserve">На интервале</w:t>
-      </w:r>
-      <w:r>
-        <w:t xml:space="preserve"> </w:t>
-      </w:r>
-      <m:oMath>
-        <m:r>
-          <m:t>t</m:t>
-        </m:r>
-        <m:r>
-          <m:rPr>
-            <m:sty m:val="p"/>
-          </m:rPr>
-          <m:t>∈</m:t>
-        </m:r>
-        <m:d>
-          <m:dPr>
-            <m:begChr m:val="["/>
-            <m:endChr m:val="]"/>
-            <m:sepChr m:val=""/>
-            <m:grow/>
-          </m:dPr>
-          <m:e>
-            <m:r>
-              <m:t>0</m:t>
-            </m:r>
-            <m:r>
-              <m:rPr>
-                <m:sty m:val="p"/>
-              </m:rPr>
-              <m:t>;</m:t>
-            </m:r>
-            <m:r>
-              <m:t>66</m:t>
-            </m:r>
-          </m:e>
-        </m:d>
-      </m:oMath>
-      <w:r>
-        <w:t xml:space="preserve"> </w:t>
-      </w:r>
-      <w:r>
-        <w:t xml:space="preserve">(шаг</w:t>
-      </w:r>
-      <w:r>
-        <w:t xml:space="preserve"> </w:t>
-      </w:r>
-      <m:oMath>
-        <m:r>
-          <m:t>0.05</m:t>
-        </m:r>
-      </m:oMath>
-      <w:r>
-        <w:t xml:space="preserve">) с начальными условиями</w:t>
+        <w:t xml:space="preserve">Построить график зависимости численности хищников от численности жертв, а также графики изменения численности хищников и численности жертв при следующих начальных условиях:</w:t>
       </w:r>
       <w:r>
         <w:t xml:space="preserve"> </w:t>
@@ -1231,7 +1209,7 @@
           <m:t>=</m:t>
         </m:r>
         <m:r>
-          <m:t>0.3</m:t>
+          <m:t>4</m:t>
         </m:r>
         <m:r>
           <m:rPr>
@@ -1258,15 +1236,21 @@
           <m:t>=</m:t>
         </m:r>
         <m:r>
-          <m:t>0.7</m:t>
+          <m:t>9</m:t>
         </m:r>
       </m:oMath>
       <w:r>
-        <w:t xml:space="preserve">.</w:t>
+        <w:t xml:space="preserve">. Найдите стационарное</w:t>
+      </w:r>
+      <w:r>
+        <w:t xml:space="preserve"> </w:t>
+      </w:r>
+      <w:r>
+        <w:t xml:space="preserve">состояние системы.</w:t>
       </w:r>
     </w:p>
     <w:bookmarkEnd w:id="25"/>
-    <w:bookmarkStart w:id="44" w:name="выполнение-лабораторной-работы"/>
+    <w:bookmarkStart w:id="35" w:name="выполнение-лабораторной-работы"/>
     <w:p>
       <w:pPr>
         <w:pStyle w:val="Heading1"/>
@@ -1297,7 +1281,7 @@
         <w:pStyle w:val="BodyText"/>
       </w:pPr>
       <w:r>
-        <w:t xml:space="preserve">Код программы для первого случая:</w:t>
+        <w:t xml:space="preserve">Код программы для нестационарного состояния:</w:t>
       </w:r>
     </w:p>
     <w:p>
@@ -1317,46 +1301,106 @@
         <w:rPr>
           <w:rStyle w:val="VerbatimChar"/>
         </w:rPr>
-        <w:t xml:space="preserve">using Plots; gr()</w:t>
-      </w:r>
-      <w:r>
-        <w:br/>
-      </w:r>
-      <w:r>
-        <w:br/>
-      </w:r>
-      <w:r>
-        <w:rPr>
-          <w:rStyle w:val="VerbatimChar"/>
-        </w:rPr>
-        <w:t xml:space="preserve">function lorenz!(du, u, p, t)</w:t>
-      </w:r>
-      <w:r>
-        <w:br/>
-      </w:r>
-      <w:r>
-        <w:rPr>
-          <w:rStyle w:val="VerbatimChar"/>
-        </w:rPr>
-        <w:t xml:space="preserve">    a = p</w:t>
-      </w:r>
-      <w:r>
-        <w:br/>
-      </w:r>
-      <w:r>
-        <w:rPr>
-          <w:rStyle w:val="VerbatimChar"/>
-        </w:rPr>
-        <w:t xml:space="preserve">    du[1] = u[2]</w:t>
-      </w:r>
-      <w:r>
-        <w:br/>
-      </w:r>
-      <w:r>
-        <w:rPr>
-          <w:rStyle w:val="VerbatimChar"/>
-        </w:rPr>
-        <w:t xml:space="preserve">    du[2] = -a*u[1]</w:t>
+        <w:t xml:space="preserve">using Plots;</w:t>
+      </w:r>
+      <w:r>
+        <w:br/>
+      </w:r>
+      <w:r>
+        <w:br/>
+      </w:r>
+      <w:r>
+        <w:rPr>
+          <w:rStyle w:val="VerbatimChar"/>
+        </w:rPr>
+        <w:t xml:space="preserve">x0 = 4</w:t>
+      </w:r>
+      <w:r>
+        <w:br/>
+      </w:r>
+      <w:r>
+        <w:rPr>
+          <w:rStyle w:val="VerbatimChar"/>
+        </w:rPr>
+        <w:t xml:space="preserve">y0 = 9</w:t>
+      </w:r>
+      <w:r>
+        <w:br/>
+      </w:r>
+      <w:r>
+        <w:br/>
+      </w:r>
+      <w:r>
+        <w:rPr>
+          <w:rStyle w:val="VerbatimChar"/>
+        </w:rPr>
+        <w:t xml:space="preserve">a = 0.45</w:t>
+      </w:r>
+      <w:r>
+        <w:br/>
+      </w:r>
+      <w:r>
+        <w:rPr>
+          <w:rStyle w:val="VerbatimChar"/>
+        </w:rPr>
+        <w:t xml:space="preserve">b = 0.045</w:t>
+      </w:r>
+      <w:r>
+        <w:br/>
+      </w:r>
+      <w:r>
+        <w:rPr>
+          <w:rStyle w:val="VerbatimChar"/>
+        </w:rPr>
+        <w:t xml:space="preserve">c = 0.35</w:t>
+      </w:r>
+      <w:r>
+        <w:br/>
+      </w:r>
+      <w:r>
+        <w:rPr>
+          <w:rStyle w:val="VerbatimChar"/>
+        </w:rPr>
+        <w:t xml:space="preserve">d = 0.035</w:t>
+      </w:r>
+      <w:r>
+        <w:br/>
+      </w:r>
+      <w:r>
+        <w:br/>
+      </w:r>
+      <w:r>
+        <w:rPr>
+          <w:rStyle w:val="VerbatimChar"/>
+        </w:rPr>
+        <w:t xml:space="preserve">function ode_fn(du, u, p, t)</w:t>
+      </w:r>
+      <w:r>
+        <w:br/>
+      </w:r>
+      <w:r>
+        <w:rPr>
+          <w:rStyle w:val="VerbatimChar"/>
+        </w:rPr>
+        <w:t xml:space="preserve">    x, y = u</w:t>
+      </w:r>
+      <w:r>
+        <w:br/>
+      </w:r>
+      <w:r>
+        <w:rPr>
+          <w:rStyle w:val="VerbatimChar"/>
+        </w:rPr>
+        <w:t xml:space="preserve">    du[1] = -a *u[1] + b * u[1]u[2]</w:t>
+      </w:r>
+      <w:r>
+        <w:br/>
+      </w:r>
+      <w:r>
+        <w:rPr>
+          <w:rStyle w:val="VerbatimChar"/>
+        </w:rPr>
+        <w:t xml:space="preserve">    du[2] = c * u[2] - d * u[1]u[2]</w:t>
       </w:r>
       <w:r>
         <w:br/>
@@ -1377,55 +1421,28 @@
         <w:rPr>
           <w:rStyle w:val="VerbatimChar"/>
         </w:rPr>
-        <w:t xml:space="preserve">const x = 0.3</w:t>
-      </w:r>
-      <w:r>
-        <w:br/>
-      </w:r>
-      <w:r>
-        <w:rPr>
-          <w:rStyle w:val="VerbatimChar"/>
-        </w:rPr>
-        <w:t xml:space="preserve">const y = 0.7</w:t>
-      </w:r>
-      <w:r>
-        <w:br/>
-      </w:r>
-      <w:r>
-        <w:rPr>
-          <w:rStyle w:val="VerbatimChar"/>
-        </w:rPr>
-        <w:t xml:space="preserve">u0 = [x, y]</w:t>
-      </w:r>
-      <w:r>
-        <w:br/>
-      </w:r>
-      <w:r>
-        <w:br/>
-      </w:r>
-      <w:r>
-        <w:rPr>
-          <w:rStyle w:val="VerbatimChar"/>
-        </w:rPr>
-        <w:t xml:space="preserve">p = (17)</w:t>
-      </w:r>
-      <w:r>
-        <w:br/>
-      </w:r>
-      <w:r>
-        <w:rPr>
-          <w:rStyle w:val="VerbatimChar"/>
-        </w:rPr>
-        <w:t xml:space="preserve">tspan = (0.0, 66.0)</w:t>
-      </w:r>
-      <w:r>
-        <w:br/>
-      </w:r>
-      <w:r>
-        <w:rPr>
-          <w:rStyle w:val="VerbatimChar"/>
-        </w:rPr>
-        <w:t xml:space="preserve">prob = ODEProblem(lorenz!, u0, tspan, p)</w:t>
+        <w:t xml:space="preserve">v0 = [x0, y0]</w:t>
+      </w:r>
+      <w:r>
+        <w:br/>
+      </w:r>
+      <w:r>
+        <w:br/>
+      </w:r>
+      <w:r>
+        <w:rPr>
+          <w:rStyle w:val="VerbatimChar"/>
+        </w:rPr>
+        <w:t xml:space="preserve">tspan = (0.0, 60.0)</w:t>
+      </w:r>
+      <w:r>
+        <w:br/>
+      </w:r>
+      <w:r>
+        <w:rPr>
+          <w:rStyle w:val="VerbatimChar"/>
+        </w:rPr>
+        <w:t xml:space="preserve">prob = ODEProblem(ode_fn, v0, tspan)</w:t>
       </w:r>
       <w:r>
         <w:br/>
@@ -1446,37 +1463,109 @@
         <w:rPr>
           <w:rStyle w:val="VerbatimChar"/>
         </w:rPr>
-        <w:t xml:space="preserve">#решение системы уравнений</w:t>
-      </w:r>
-      <w:r>
-        <w:br/>
-      </w:r>
-      <w:r>
-        <w:rPr>
-          <w:rStyle w:val="VerbatimChar"/>
-        </w:rPr>
-        <w:t xml:space="preserve">plot(sol)</w:t>
-      </w:r>
-      <w:r>
-        <w:br/>
-      </w:r>
-      <w:r>
-        <w:br/>
-      </w:r>
-      <w:r>
-        <w:rPr>
-          <w:rStyle w:val="VerbatimChar"/>
-        </w:rPr>
-        <w:t xml:space="preserve">#фазовый портрет</w:t>
-      </w:r>
-      <w:r>
-        <w:br/>
-      </w:r>
-      <w:r>
-        <w:rPr>
-          <w:rStyle w:val="VerbatimChar"/>
-        </w:rPr>
-        <w:t xml:space="preserve">plot(sol, vars=(2,1))</w:t>
+        <w:t xml:space="preserve">X = [u[1] for u in sol.u]</w:t>
+      </w:r>
+      <w:r>
+        <w:br/>
+      </w:r>
+      <w:r>
+        <w:rPr>
+          <w:rStyle w:val="VerbatimChar"/>
+        </w:rPr>
+        <w:t xml:space="preserve">Y = [u[2] for u in sol.u]</w:t>
+      </w:r>
+      <w:r>
+        <w:br/>
+      </w:r>
+      <w:r>
+        <w:rPr>
+          <w:rStyle w:val="VerbatimChar"/>
+        </w:rPr>
+        <w:t xml:space="preserve">T = [t for t in sol.t]</w:t>
+      </w:r>
+      <w:r>
+        <w:br/>
+      </w:r>
+      <w:r>
+        <w:br/>
+      </w:r>
+      <w:r>
+        <w:rPr>
+          <w:rStyle w:val="VerbatimChar"/>
+        </w:rPr>
+        <w:t xml:space="preserve">plt = plot(dpi = 300, legend = false)</w:t>
+      </w:r>
+      <w:r>
+        <w:br/>
+      </w:r>
+      <w:r>
+        <w:br/>
+      </w:r>
+      <w:r>
+        <w:rPr>
+          <w:rStyle w:val="VerbatimChar"/>
+        </w:rPr>
+        <w:t xml:space="preserve">plot!(plt, X, Y, color=:red)</w:t>
+      </w:r>
+      <w:r>
+        <w:br/>
+      </w:r>
+      <w:r>
+        <w:br/>
+      </w:r>
+      <w:r>
+        <w:rPr>
+          <w:rStyle w:val="VerbatimChar"/>
+        </w:rPr>
+        <w:t xml:space="preserve">savefig(plt, "lab5_jl_1.png")</w:t>
+      </w:r>
+      <w:r>
+        <w:br/>
+      </w:r>
+      <w:r>
+        <w:br/>
+      </w:r>
+      <w:r>
+        <w:rPr>
+          <w:rStyle w:val="VerbatimChar"/>
+        </w:rPr>
+        <w:t xml:space="preserve">plt2 = plot(dpi = 300, legend = true)</w:t>
+      </w:r>
+      <w:r>
+        <w:br/>
+      </w:r>
+      <w:r>
+        <w:br/>
+      </w:r>
+      <w:r>
+        <w:rPr>
+          <w:rStyle w:val="VerbatimChar"/>
+        </w:rPr>
+        <w:t xml:space="preserve">plot!(plt2, T, X, label="Численность жертв", color=:red)</w:t>
+      </w:r>
+      <w:r>
+        <w:br/>
+      </w:r>
+      <w:r>
+        <w:br/>
+      </w:r>
+      <w:r>
+        <w:rPr>
+          <w:rStyle w:val="VerbatimChar"/>
+        </w:rPr>
+        <w:t xml:space="preserve">plot!(plt2, T, Y, label="Численность хищников", color=:green)</w:t>
+      </w:r>
+      <w:r>
+        <w:br/>
+      </w:r>
+      <w:r>
+        <w:br/>
+      </w:r>
+      <w:r>
+        <w:rPr>
+          <w:rStyle w:val="VerbatimChar"/>
+        </w:rPr>
+        <w:t xml:space="preserve">savefig(plt, "lab5_jl_2.png")</w:t>
       </w:r>
     </w:p>
     <w:p>
@@ -1484,7 +1573,7 @@
         <w:pStyle w:val="FirstParagraph"/>
       </w:pPr>
       <w:r>
-        <w:t xml:space="preserve">Результаты для первого случая - Колебания гармонического осциллятора без затуханий и без действий внешней силы (рис. 2) (рис. 3)</w:t>
+        <w:t xml:space="preserve">Результаты для нестационарного состояния (рис. 2) (рис. 3)</w:t>
       </w:r>
     </w:p>
     <w:p>
@@ -1494,9 +1583,9 @@
       <w:r>
         <w:drawing>
           <wp:inline>
-            <wp:extent cx="3733800" cy="2640859"/>
+            <wp:extent cx="3733800" cy="2489200"/>
             <wp:effectExtent b="0" l="0" r="0" t="0"/>
-            <wp:docPr descr="Решение уравнения для колебания гармонического осциллятора без затуханий и без действий внешней силы на языке Julia" title="" id="27" name="Picture"/>
+            <wp:docPr descr="График численности хищников от численности жертв" title="" id="27" name="Picture"/>
             <a:graphic>
               <a:graphicData uri="http://schemas.openxmlformats.org/drawingml/2006/picture">
                 <pic:pic>
@@ -1515,7 +1604,7 @@
                   <pic:spPr bwMode="auto">
                     <a:xfrm>
                       <a:off x="0" y="0"/>
-                      <a:ext cx="3733800" cy="2640859"/>
+                      <a:ext cx="3733800" cy="2489200"/>
                     </a:xfrm>
                     <a:prstGeom prst="rect">
                       <a:avLst/>
@@ -1539,7 +1628,7 @@
         <w:pStyle w:val="ImageCaption"/>
       </w:pPr>
       <w:r>
-        <w:t xml:space="preserve">Рис. 2: Решение уравнения для колебания гармонического осциллятора без затуханий и без действий внешней силы на языке Julia</w:t>
+        <w:t xml:space="preserve">Рис. 2: График численности хищников от численности жертв</w:t>
       </w:r>
     </w:p>
     <w:p>
@@ -1549,9 +1638,9 @@
       <w:r>
         <w:drawing>
           <wp:inline>
-            <wp:extent cx="3733800" cy="2691925"/>
+            <wp:extent cx="3733800" cy="2489200"/>
             <wp:effectExtent b="0" l="0" r="0" t="0"/>
-            <wp:docPr descr="Фазовый потрет для колебания гармонического осциллятора без затуханий и без действий внешней силы на языке Julia" title="" id="30" name="Picture"/>
+            <wp:docPr descr="График численности жертв и хищников от времени" title="" id="30" name="Picture"/>
             <a:graphic>
               <a:graphicData uri="http://schemas.openxmlformats.org/drawingml/2006/picture">
                 <pic:pic>
@@ -1570,7 +1659,7 @@
                   <pic:spPr bwMode="auto">
                     <a:xfrm>
                       <a:off x="0" y="0"/>
-                      <a:ext cx="3733800" cy="2691925"/>
+                      <a:ext cx="3733800" cy="2489200"/>
                     </a:xfrm>
                     <a:prstGeom prst="rect">
                       <a:avLst/>
@@ -1594,7 +1683,7 @@
         <w:pStyle w:val="ImageCaption"/>
       </w:pPr>
       <w:r>
-        <w:t xml:space="preserve">Рис. 3: Фазовый потрет для колебания гармонического осциллятора без затуханий и без действий внешней силы на языке Julia</w:t>
+        <w:t xml:space="preserve">Рис. 3: График численности жертв и хищников от времени</w:t>
       </w:r>
     </w:p>
     <w:p>
@@ -1602,7 +1691,7 @@
         <w:pStyle w:val="BodyText"/>
       </w:pPr>
       <w:r>
-        <w:t xml:space="preserve">Код программы для второго случая:</w:t>
+        <w:t xml:space="preserve">Код программы для стационарного состояния:</w:t>
       </w:r>
     </w:p>
     <w:p>
@@ -1622,46 +1711,106 @@
         <w:rPr>
           <w:rStyle w:val="VerbatimChar"/>
         </w:rPr>
-        <w:t xml:space="preserve">using Plots; gr()</w:t>
-      </w:r>
-      <w:r>
-        <w:br/>
-      </w:r>
-      <w:r>
-        <w:br/>
-      </w:r>
-      <w:r>
-        <w:rPr>
-          <w:rStyle w:val="VerbatimChar"/>
-        </w:rPr>
-        <w:t xml:space="preserve">function lorenz!(du, u, p, t)</w:t>
-      </w:r>
-      <w:r>
-        <w:br/>
-      </w:r>
-      <w:r>
-        <w:rPr>
-          <w:rStyle w:val="VerbatimChar"/>
-        </w:rPr>
-        <w:t xml:space="preserve">    a, b = p</w:t>
-      </w:r>
-      <w:r>
-        <w:br/>
-      </w:r>
-      <w:r>
-        <w:rPr>
-          <w:rStyle w:val="VerbatimChar"/>
-        </w:rPr>
-        <w:t xml:space="preserve">    du[1] = u[2]</w:t>
-      </w:r>
-      <w:r>
-        <w:br/>
-      </w:r>
-      <w:r>
-        <w:rPr>
-          <w:rStyle w:val="VerbatimChar"/>
-        </w:rPr>
-        <w:t xml:space="preserve">    du[2] = -a*du[1] - b*u[1] </w:t>
+        <w:t xml:space="preserve">using Plots;</w:t>
+      </w:r>
+      <w:r>
+        <w:br/>
+      </w:r>
+      <w:r>
+        <w:br/>
+      </w:r>
+      <w:r>
+        <w:rPr>
+          <w:rStyle w:val="VerbatimChar"/>
+        </w:rPr>
+        <w:t xml:space="preserve">a = 0.45</w:t>
+      </w:r>
+      <w:r>
+        <w:br/>
+      </w:r>
+      <w:r>
+        <w:rPr>
+          <w:rStyle w:val="VerbatimChar"/>
+        </w:rPr>
+        <w:t xml:space="preserve">b = 0.045</w:t>
+      </w:r>
+      <w:r>
+        <w:br/>
+      </w:r>
+      <w:r>
+        <w:rPr>
+          <w:rStyle w:val="VerbatimChar"/>
+        </w:rPr>
+        <w:t xml:space="preserve">c = 0.35</w:t>
+      </w:r>
+      <w:r>
+        <w:br/>
+      </w:r>
+      <w:r>
+        <w:rPr>
+          <w:rStyle w:val="VerbatimChar"/>
+        </w:rPr>
+        <w:t xml:space="preserve">d = 0.035</w:t>
+      </w:r>
+      <w:r>
+        <w:br/>
+      </w:r>
+      <w:r>
+        <w:br/>
+      </w:r>
+      <w:r>
+        <w:rPr>
+          <w:rStyle w:val="VerbatimChar"/>
+        </w:rPr>
+        <w:t xml:space="preserve">x0 = c / d</w:t>
+      </w:r>
+      <w:r>
+        <w:br/>
+      </w:r>
+      <w:r>
+        <w:rPr>
+          <w:rStyle w:val="VerbatimChar"/>
+        </w:rPr>
+        <w:t xml:space="preserve">y0 = a / b</w:t>
+      </w:r>
+      <w:r>
+        <w:br/>
+      </w:r>
+      <w:r>
+        <w:br/>
+      </w:r>
+      <w:r>
+        <w:rPr>
+          <w:rStyle w:val="VerbatimChar"/>
+        </w:rPr>
+        <w:t xml:space="preserve">function ode_fn(du, u, p, t)</w:t>
+      </w:r>
+      <w:r>
+        <w:br/>
+      </w:r>
+      <w:r>
+        <w:rPr>
+          <w:rStyle w:val="VerbatimChar"/>
+        </w:rPr>
+        <w:t xml:space="preserve">    x, y = u</w:t>
+      </w:r>
+      <w:r>
+        <w:br/>
+      </w:r>
+      <w:r>
+        <w:rPr>
+          <w:rStyle w:val="VerbatimChar"/>
+        </w:rPr>
+        <w:t xml:space="preserve">    du[1] = -a *u[1] + b * u[1]u[2]</w:t>
+      </w:r>
+      <w:r>
+        <w:br/>
+      </w:r>
+      <w:r>
+        <w:rPr>
+          <w:rStyle w:val="VerbatimChar"/>
+        </w:rPr>
+        <w:t xml:space="preserve">    du[2] = c * u[2] - d * u[1]u[2]</w:t>
       </w:r>
       <w:r>
         <w:br/>
@@ -1682,55 +1831,28 @@
         <w:rPr>
           <w:rStyle w:val="VerbatimChar"/>
         </w:rPr>
-        <w:t xml:space="preserve">const x = 0.3</w:t>
-      </w:r>
-      <w:r>
-        <w:br/>
-      </w:r>
-      <w:r>
-        <w:rPr>
-          <w:rStyle w:val="VerbatimChar"/>
-        </w:rPr>
-        <w:t xml:space="preserve">const y = 0.7</w:t>
-      </w:r>
-      <w:r>
-        <w:br/>
-      </w:r>
-      <w:r>
-        <w:rPr>
-          <w:rStyle w:val="VerbatimChar"/>
-        </w:rPr>
-        <w:t xml:space="preserve">u0 = [x, y]</w:t>
-      </w:r>
-      <w:r>
-        <w:br/>
-      </w:r>
-      <w:r>
-        <w:br/>
-      </w:r>
-      <w:r>
-        <w:rPr>
-          <w:rStyle w:val="VerbatimChar"/>
-        </w:rPr>
-        <w:t xml:space="preserve">p = (sqrt(17), 6)</w:t>
-      </w:r>
-      <w:r>
-        <w:br/>
-      </w:r>
-      <w:r>
-        <w:rPr>
-          <w:rStyle w:val="VerbatimChar"/>
-        </w:rPr>
-        <w:t xml:space="preserve">tspan = (0.0, 66.0)</w:t>
-      </w:r>
-      <w:r>
-        <w:br/>
-      </w:r>
-      <w:r>
-        <w:rPr>
-          <w:rStyle w:val="VerbatimChar"/>
-        </w:rPr>
-        <w:t xml:space="preserve">prob = ODEProblem(lorenz!, u0, tspan, p)</w:t>
+        <w:t xml:space="preserve">v0 = [x0, y0]</w:t>
+      </w:r>
+      <w:r>
+        <w:br/>
+      </w:r>
+      <w:r>
+        <w:br/>
+      </w:r>
+      <w:r>
+        <w:rPr>
+          <w:rStyle w:val="VerbatimChar"/>
+        </w:rPr>
+        <w:t xml:space="preserve">tspan = (0.0, 60.0)</w:t>
+      </w:r>
+      <w:r>
+        <w:br/>
+      </w:r>
+      <w:r>
+        <w:rPr>
+          <w:rStyle w:val="VerbatimChar"/>
+        </w:rPr>
+        <w:t xml:space="preserve">prob = ODEProblem(ode_fn, v0, tspan)</w:t>
       </w:r>
       <w:r>
         <w:br/>
@@ -1751,37 +1873,73 @@
         <w:rPr>
           <w:rStyle w:val="VerbatimChar"/>
         </w:rPr>
-        <w:t xml:space="preserve">#решение системы уравнений</w:t>
-      </w:r>
-      <w:r>
-        <w:br/>
-      </w:r>
-      <w:r>
-        <w:rPr>
-          <w:rStyle w:val="VerbatimChar"/>
-        </w:rPr>
-        <w:t xml:space="preserve">plot(sol)</w:t>
-      </w:r>
-      <w:r>
-        <w:br/>
-      </w:r>
-      <w:r>
-        <w:br/>
-      </w:r>
-      <w:r>
-        <w:rPr>
-          <w:rStyle w:val="VerbatimChar"/>
-        </w:rPr>
-        <w:t xml:space="preserve">#фазовый портрет</w:t>
-      </w:r>
-      <w:r>
-        <w:br/>
-      </w:r>
-      <w:r>
-        <w:rPr>
-          <w:rStyle w:val="VerbatimChar"/>
-        </w:rPr>
-        <w:t xml:space="preserve">plot(sol, vars=(2,1))</w:t>
+        <w:t xml:space="preserve">X = [u[1] for u in sol.u]</w:t>
+      </w:r>
+      <w:r>
+        <w:br/>
+      </w:r>
+      <w:r>
+        <w:rPr>
+          <w:rStyle w:val="VerbatimChar"/>
+        </w:rPr>
+        <w:t xml:space="preserve">Y = [u[2] for u in sol.u]</w:t>
+      </w:r>
+      <w:r>
+        <w:br/>
+      </w:r>
+      <w:r>
+        <w:rPr>
+          <w:rStyle w:val="VerbatimChar"/>
+        </w:rPr>
+        <w:t xml:space="preserve">T = [t for t in sol.t]</w:t>
+      </w:r>
+      <w:r>
+        <w:br/>
+      </w:r>
+      <w:r>
+        <w:br/>
+      </w:r>
+      <w:r>
+        <w:rPr>
+          <w:rStyle w:val="VerbatimChar"/>
+        </w:rPr>
+        <w:t xml:space="preserve">plt2 = plot(dpi = 300, legend = true)</w:t>
+      </w:r>
+      <w:r>
+        <w:br/>
+      </w:r>
+      <w:r>
+        <w:br/>
+      </w:r>
+      <w:r>
+        <w:rPr>
+          <w:rStyle w:val="VerbatimChar"/>
+        </w:rPr>
+        <w:t xml:space="preserve">plot!(plt2, T, X, label="Численность жертв", color=:red)</w:t>
+      </w:r>
+      <w:r>
+        <w:br/>
+      </w:r>
+      <w:r>
+        <w:br/>
+      </w:r>
+      <w:r>
+        <w:rPr>
+          <w:rStyle w:val="VerbatimChar"/>
+        </w:rPr>
+        <w:t xml:space="preserve">plot!(plt2, T, Y, label="Численность хищников", color=:green)</w:t>
+      </w:r>
+      <w:r>
+        <w:br/>
+      </w:r>
+      <w:r>
+        <w:br/>
+      </w:r>
+      <w:r>
+        <w:rPr>
+          <w:rStyle w:val="VerbatimChar"/>
+        </w:rPr>
+        <w:t xml:space="preserve">savefig(plt, "lab5_jl_3.png")</w:t>
       </w:r>
     </w:p>
     <w:p>
@@ -1789,13 +1947,7 @@
         <w:pStyle w:val="FirstParagraph"/>
       </w:pPr>
       <w:r>
-        <w:t xml:space="preserve">Результаты для второго случая - Колебания гармонического осциллятора c затуханием и без действий внешней</w:t>
-      </w:r>
-      <w:r>
-        <w:t xml:space="preserve"> </w:t>
-      </w:r>
-      <w:r>
-        <w:t xml:space="preserve">силы (рис. 4) (рис. 5)</w:t>
+        <w:t xml:space="preserve">Результаты для стационарного состояния (рис. 4)</w:t>
       </w:r>
     </w:p>
     <w:p>
@@ -1805,9 +1957,9 @@
       <w:r>
         <w:drawing>
           <wp:inline>
-            <wp:extent cx="3733800" cy="2695524"/>
+            <wp:extent cx="3733800" cy="2489200"/>
             <wp:effectExtent b="0" l="0" r="0" t="0"/>
-            <wp:docPr descr="Решение уравнения для колебания гармонического осциллятора с затуханием и без действий внешней силы на языке Julia" title="" id="33" name="Picture"/>
+            <wp:docPr descr="Стационарное состояние" title="" id="33" name="Picture"/>
             <a:graphic>
               <a:graphicData uri="http://schemas.openxmlformats.org/drawingml/2006/picture">
                 <pic:pic>
@@ -1826,7 +1978,7 @@
                   <pic:spPr bwMode="auto">
                     <a:xfrm>
                       <a:off x="0" y="0"/>
-                      <a:ext cx="3733800" cy="2695524"/>
+                      <a:ext cx="3733800" cy="2489200"/>
                     </a:xfrm>
                     <a:prstGeom prst="rect">
                       <a:avLst/>
@@ -1850,240 +2002,26 @@
         <w:pStyle w:val="ImageCaption"/>
       </w:pPr>
       <w:r>
-        <w:t xml:space="preserve">Рис. 4: Решение уравнения для колебания гармонического осциллятора с затуханием и без действий внешней силы на языке Julia</w:t>
-      </w:r>
-    </w:p>
-    <w:p>
-      <w:pPr>
-        <w:pStyle w:val="CaptionedFigure"/>
-      </w:pPr>
-      <w:r>
-        <w:drawing>
-          <wp:inline>
-            <wp:extent cx="3733800" cy="2670565"/>
-            <wp:effectExtent b="0" l="0" r="0" t="0"/>
-            <wp:docPr descr="Фазовый потрет для колебания гармонического осциллятора с затуханием и без действий внешней силы на языке Julia" title="" id="36" name="Picture"/>
-            <a:graphic>
-              <a:graphicData uri="http://schemas.openxmlformats.org/drawingml/2006/picture">
-                <pic:pic>
-                  <pic:nvPicPr>
-                    <pic:cNvPr descr="image/5.png" id="37" name="Picture"/>
-                    <pic:cNvPicPr>
-                      <a:picLocks noChangeArrowheads="1" noChangeAspect="1"/>
-                    </pic:cNvPicPr>
-                  </pic:nvPicPr>
-                  <pic:blipFill>
-                    <a:blip r:embed="rId35"/>
-                    <a:stretch>
-                      <a:fillRect/>
-                    </a:stretch>
-                  </pic:blipFill>
-                  <pic:spPr bwMode="auto">
-                    <a:xfrm>
-                      <a:off x="0" y="0"/>
-                      <a:ext cx="3733800" cy="2670565"/>
-                    </a:xfrm>
-                    <a:prstGeom prst="rect">
-                      <a:avLst/>
-                    </a:prstGeom>
-                    <a:noFill/>
-                    <a:ln w="9525">
-                      <a:noFill/>
-                      <a:headEnd/>
-                      <a:tailEnd/>
-                    </a:ln>
-                  </pic:spPr>
-                </pic:pic>
-              </a:graphicData>
-            </a:graphic>
-          </wp:inline>
-        </w:drawing>
-      </w:r>
-    </w:p>
-    <w:p>
-      <w:pPr>
-        <w:pStyle w:val="ImageCaption"/>
-      </w:pPr>
-      <w:r>
-        <w:t xml:space="preserve">Рис. 5: Фазовый потрет для колебания гармонического осциллятора с затуханием и без действий внешней силы на языке Julia</w:t>
-      </w:r>
-    </w:p>
-    <w:p>
-      <w:pPr>
-        <w:pStyle w:val="BodyText"/>
-      </w:pPr>
-      <w:r>
-        <w:t xml:space="preserve">Код программы для третьего случая:</w:t>
-      </w:r>
-    </w:p>
-    <w:p>
-      <w:pPr>
-        <w:pStyle w:val="SourceCode"/>
-      </w:pPr>
-      <w:r>
-        <w:rPr>
-          <w:rStyle w:val="VerbatimChar"/>
-        </w:rPr>
-        <w:t xml:space="preserve">using DifferentialEquations</w:t>
-      </w:r>
-      <w:r>
-        <w:br/>
-      </w:r>
-      <w:r>
-        <w:br/>
-      </w:r>
-      <w:r>
-        <w:rPr>
-          <w:rStyle w:val="VerbatimChar"/>
-        </w:rPr>
-        <w:t xml:space="preserve">function lorenz!(du, u, p, t)</w:t>
-      </w:r>
-      <w:r>
-        <w:br/>
-      </w:r>
-      <w:r>
-        <w:rPr>
-          <w:rStyle w:val="VerbatimChar"/>
-        </w:rPr>
-        <w:t xml:space="preserve">    a, b = p</w:t>
-      </w:r>
-      <w:r>
-        <w:br/>
-      </w:r>
-      <w:r>
-        <w:rPr>
-          <w:rStyle w:val="VerbatimChar"/>
-        </w:rPr>
-        <w:t xml:space="preserve">    du[1] = u[2]</w:t>
-      </w:r>
-      <w:r>
-        <w:br/>
-      </w:r>
-      <w:r>
-        <w:rPr>
-          <w:rStyle w:val="VerbatimChar"/>
-        </w:rPr>
-        <w:t xml:space="preserve">    du[2] = -a*du[1] - b*u[1] + 0.9*cos(10*t)</w:t>
-      </w:r>
-      <w:r>
-        <w:br/>
-      </w:r>
-      <w:r>
-        <w:rPr>
-          <w:rStyle w:val="VerbatimChar"/>
-        </w:rPr>
-        <w:t xml:space="preserve">end</w:t>
-      </w:r>
-      <w:r>
-        <w:br/>
-      </w:r>
-      <w:r>
-        <w:br/>
-      </w:r>
-      <w:r>
-        <w:rPr>
-          <w:rStyle w:val="VerbatimChar"/>
-        </w:rPr>
-        <w:t xml:space="preserve">const x = 0.3</w:t>
-      </w:r>
-      <w:r>
-        <w:br/>
-      </w:r>
-      <w:r>
-        <w:rPr>
-          <w:rStyle w:val="VerbatimChar"/>
-        </w:rPr>
-        <w:t xml:space="preserve">const y = 0.7</w:t>
-      </w:r>
-      <w:r>
-        <w:br/>
-      </w:r>
-      <w:r>
-        <w:rPr>
-          <w:rStyle w:val="VerbatimChar"/>
-        </w:rPr>
-        <w:t xml:space="preserve">u0 = [x, y]</w:t>
-      </w:r>
-      <w:r>
-        <w:br/>
-      </w:r>
-      <w:r>
-        <w:br/>
-      </w:r>
-      <w:r>
-        <w:rPr>
-          <w:rStyle w:val="VerbatimChar"/>
-        </w:rPr>
-        <w:t xml:space="preserve">p = (sqrt(3.6), 8)</w:t>
-      </w:r>
-      <w:r>
-        <w:br/>
-      </w:r>
-      <w:r>
-        <w:rPr>
-          <w:rStyle w:val="VerbatimChar"/>
-        </w:rPr>
-        <w:t xml:space="preserve">tspan = (0.0, 66.0)</w:t>
-      </w:r>
-      <w:r>
-        <w:br/>
-      </w:r>
-      <w:r>
-        <w:rPr>
-          <w:rStyle w:val="VerbatimChar"/>
-        </w:rPr>
-        <w:t xml:space="preserve">prob = ODEProblem(lorenz!, u0, tspan, p)</w:t>
-      </w:r>
-      <w:r>
-        <w:br/>
-      </w:r>
-      <w:r>
-        <w:rPr>
-          <w:rStyle w:val="VerbatimChar"/>
-        </w:rPr>
-        <w:t xml:space="preserve">sol = solve(prob, dtmax = 0.05)</w:t>
-      </w:r>
-      <w:r>
-        <w:br/>
-      </w:r>
-      <w:r>
-        <w:br/>
-      </w:r>
-      <w:r>
-        <w:rPr>
-          <w:rStyle w:val="VerbatimChar"/>
-        </w:rPr>
-        <w:t xml:space="preserve">#решение системы уравнений</w:t>
-      </w:r>
-      <w:r>
-        <w:br/>
-      </w:r>
-      <w:r>
-        <w:rPr>
-          <w:rStyle w:val="VerbatimChar"/>
-        </w:rPr>
-        <w:t xml:space="preserve">plot(sol)</w:t>
-      </w:r>
-      <w:r>
-        <w:br/>
-      </w:r>
-      <w:r>
-        <w:br/>
-      </w:r>
-      <w:r>
-        <w:rPr>
-          <w:rStyle w:val="VerbatimChar"/>
-        </w:rPr>
-        <w:t xml:space="preserve">#фазовый портрет</w:t>
-      </w:r>
-      <w:r>
-        <w:br/>
-      </w:r>
-      <w:r>
-        <w:rPr>
-          <w:rStyle w:val="VerbatimChar"/>
-        </w:rPr>
-        <w:t xml:space="preserve">plot(sol, vars=(2,1))</w:t>
+        <w:t xml:space="preserve">Рис. 4: Стационарное состояние</w:t>
+      </w:r>
+    </w:p>
+    <w:bookmarkEnd w:id="35"/>
+    <w:bookmarkStart w:id="36" w:name="выводы"/>
+    <w:p>
+      <w:pPr>
+        <w:pStyle w:val="Heading1"/>
+      </w:pPr>
+      <w:r>
+        <w:rPr>
+          <w:rStyle w:val="SectionNumber"/>
+        </w:rPr>
+        <w:t xml:space="preserve">5</w:t>
+      </w:r>
+      <w:r>
+        <w:tab/>
+      </w:r>
+      <w:r>
+        <w:t xml:space="preserve">Выводы</w:t>
       </w:r>
     </w:p>
     <w:p>
@@ -2091,153 +2029,10 @@
         <w:pStyle w:val="FirstParagraph"/>
       </w:pPr>
       <w:r>
-        <w:t xml:space="preserve">Результаты для третьего случая - Колебания гармонического осциллятора c затуханием и под действием внешней</w:t>
-      </w:r>
-      <w:r>
-        <w:t xml:space="preserve"> </w:t>
-      </w:r>
-      <w:r>
-        <w:t xml:space="preserve">силы (рис. 6) (рис. 7)</w:t>
-      </w:r>
-    </w:p>
-    <w:p>
-      <w:pPr>
-        <w:pStyle w:val="CaptionedFigure"/>
-      </w:pPr>
-      <w:r>
-        <w:drawing>
-          <wp:inline>
-            <wp:extent cx="3733800" cy="2644982"/>
-            <wp:effectExtent b="0" l="0" r="0" t="0"/>
-            <wp:docPr descr="Решение уравнения для колебания гармонического осциллятора с затуханием и под действием внешней силы на языке Julia" title="" id="39" name="Picture"/>
-            <a:graphic>
-              <a:graphicData uri="http://schemas.openxmlformats.org/drawingml/2006/picture">
-                <pic:pic>
-                  <pic:nvPicPr>
-                    <pic:cNvPr descr="image/6.png" id="40" name="Picture"/>
-                    <pic:cNvPicPr>
-                      <a:picLocks noChangeArrowheads="1" noChangeAspect="1"/>
-                    </pic:cNvPicPr>
-                  </pic:nvPicPr>
-                  <pic:blipFill>
-                    <a:blip r:embed="rId38"/>
-                    <a:stretch>
-                      <a:fillRect/>
-                    </a:stretch>
-                  </pic:blipFill>
-                  <pic:spPr bwMode="auto">
-                    <a:xfrm>
-                      <a:off x="0" y="0"/>
-                      <a:ext cx="3733800" cy="2644982"/>
-                    </a:xfrm>
-                    <a:prstGeom prst="rect">
-                      <a:avLst/>
-                    </a:prstGeom>
-                    <a:noFill/>
-                    <a:ln w="9525">
-                      <a:noFill/>
-                      <a:headEnd/>
-                      <a:tailEnd/>
-                    </a:ln>
-                  </pic:spPr>
-                </pic:pic>
-              </a:graphicData>
-            </a:graphic>
-          </wp:inline>
-        </w:drawing>
-      </w:r>
-    </w:p>
-    <w:p>
-      <w:pPr>
-        <w:pStyle w:val="ImageCaption"/>
-      </w:pPr>
-      <w:r>
-        <w:t xml:space="preserve">Рис. 6: Решение уравнения для колебания гармонического осциллятора с затуханием и под действием внешней силы на языке Julia</w:t>
-      </w:r>
-    </w:p>
-    <w:p>
-      <w:pPr>
-        <w:pStyle w:val="CaptionedFigure"/>
-      </w:pPr>
-      <w:r>
-        <w:drawing>
-          <wp:inline>
-            <wp:extent cx="3733800" cy="2687735"/>
-            <wp:effectExtent b="0" l="0" r="0" t="0"/>
-            <wp:docPr descr="Фазовый потрет для колебания гармонического осциллятора с затуханием и под действием внешней силы на языке Julia" title="" id="42" name="Picture"/>
-            <a:graphic>
-              <a:graphicData uri="http://schemas.openxmlformats.org/drawingml/2006/picture">
-                <pic:pic>
-                  <pic:nvPicPr>
-                    <pic:cNvPr descr="image/7.png" id="43" name="Picture"/>
-                    <pic:cNvPicPr>
-                      <a:picLocks noChangeArrowheads="1" noChangeAspect="1"/>
-                    </pic:cNvPicPr>
-                  </pic:nvPicPr>
-                  <pic:blipFill>
-                    <a:blip r:embed="rId41"/>
-                    <a:stretch>
-                      <a:fillRect/>
-                    </a:stretch>
-                  </pic:blipFill>
-                  <pic:spPr bwMode="auto">
-                    <a:xfrm>
-                      <a:off x="0" y="0"/>
-                      <a:ext cx="3733800" cy="2687735"/>
-                    </a:xfrm>
-                    <a:prstGeom prst="rect">
-                      <a:avLst/>
-                    </a:prstGeom>
-                    <a:noFill/>
-                    <a:ln w="9525">
-                      <a:noFill/>
-                      <a:headEnd/>
-                      <a:tailEnd/>
-                    </a:ln>
-                  </pic:spPr>
-                </pic:pic>
-              </a:graphicData>
-            </a:graphic>
-          </wp:inline>
-        </w:drawing>
-      </w:r>
-    </w:p>
-    <w:p>
-      <w:pPr>
-        <w:pStyle w:val="ImageCaption"/>
-      </w:pPr>
-      <w:r>
-        <w:t xml:space="preserve">Рис. 7: Фазовый потрет для колебания гармонического осциллятора с затуханием и под действием внешней силы на языке Julia</w:t>
-      </w:r>
-    </w:p>
-    <w:bookmarkEnd w:id="44"/>
-    <w:bookmarkStart w:id="45" w:name="выводы"/>
-    <w:p>
-      <w:pPr>
-        <w:pStyle w:val="Heading1"/>
-      </w:pPr>
-      <w:r>
-        <w:rPr>
-          <w:rStyle w:val="SectionNumber"/>
-        </w:rPr>
-        <w:t xml:space="preserve">5</w:t>
-      </w:r>
-      <w:r>
-        <w:tab/>
-      </w:r>
-      <w:r>
-        <w:t xml:space="preserve">Выводы</w:t>
-      </w:r>
-    </w:p>
-    <w:p>
-      <w:pPr>
-        <w:pStyle w:val="FirstParagraph"/>
-      </w:pPr>
-      <w:r>
-        <w:t xml:space="preserve">В ходе выполнения лабораторной работы были построены решения уравнения гармонического осциллятора и фазовые портреты гармонических колебаний без затухания, с затуханием и при действии внешней силы на языках Julia</w:t>
-      </w:r>
-    </w:p>
-    <w:bookmarkEnd w:id="45"/>
+        <w:t xml:space="preserve">В ходе выполнения лабораторной работы были построены графики зависимости численности хищников от численности жертв, а также графики изменения численности хищников и жертв на языке Julia</w:t>
+      </w:r>
+    </w:p>
+    <w:bookmarkEnd w:id="36"/>
     <w:sectPr/>
   </w:body>
 </w:document>
